--- a/6_semester/Автоматизированные системы управления элементами промышленных и административных объектов/ПР13/ПР13_Павлов_НС.docx
+++ b/6_semester/Автоматизированные системы управления элементами промышленных и административных объектов/ПР13/ПР13_Павлов_НС.docx
@@ -2253,23 +2253,25 @@
         <w:pStyle w:val="a2"/>
       </w:pPr>
       <w:r>
-        <w:t>DMZ (демилитаризованная зона): Веб-сервер (</w:t>
-      </w:r>
-      <w:proofErr w:type="spellStart"/>
-      <w:r>
-        <w:t>Nginx</w:t>
-      </w:r>
-      <w:proofErr w:type="spellEnd"/>
-      <w:r>
-        <w:t>) доступен извне через проброс порта 443 на NGFW.</w:t>
-      </w:r>
-    </w:p>
-    <w:p>
-      <w:pPr>
-        <w:pStyle w:val="a2"/>
-      </w:pPr>
-      <w:r>
-        <w:t>VPN-подсеть: 10.10.10.0/24. Выделяется для удалённых подключений тренеров и администратора.</w:t>
+        <w:t>VPN-подсеть: 1</w:t>
+      </w:r>
+      <w:r>
+        <w:t>92</w:t>
+      </w:r>
+      <w:r>
+        <w:t>.1</w:t>
+      </w:r>
+      <w:r>
+        <w:t>68</w:t>
+      </w:r>
+      <w:r>
+        <w:t>.</w:t>
+      </w:r>
+      <w:r>
+        <w:t>56</w:t>
+      </w:r>
+      <w:r>
+        <w:t>.0/24. Выделяется для удалённых подключений тренеров и администратора.</w:t>
       </w:r>
     </w:p>
     <w:p>
@@ -2306,10 +2308,10 @@
       </w:pPr>
       <w:r>
         <w:drawing>
-          <wp:inline distT="0" distB="0" distL="0" distR="0" wp14:anchorId="1758FFEE" wp14:editId="5BB1A4EA">
-            <wp:extent cx="5939790" cy="6819900"/>
-            <wp:effectExtent l="0" t="0" r="3810" b="0"/>
-            <wp:docPr id="2067412627" name="Рисунок 1"/>
+          <wp:inline distT="0" distB="0" distL="0" distR="0" wp14:anchorId="35B4491E" wp14:editId="6CEEAE06">
+            <wp:extent cx="5939790" cy="6777990"/>
+            <wp:effectExtent l="0" t="0" r="3810" b="3810"/>
+            <wp:docPr id="1438391607" name="Рисунок 1"/>
             <wp:cNvGraphicFramePr>
               <a:graphicFrameLocks xmlns:a="http://schemas.openxmlformats.org/drawingml/2006/main" noChangeAspect="1"/>
             </wp:cNvGraphicFramePr>
@@ -2317,7 +2319,7 @@
               <a:graphicData uri="http://schemas.openxmlformats.org/drawingml/2006/picture">
                 <pic:pic xmlns:pic="http://schemas.openxmlformats.org/drawingml/2006/picture">
                   <pic:nvPicPr>
-                    <pic:cNvPr id="2067412627" name=""/>
+                    <pic:cNvPr id="1438391607" name=""/>
                     <pic:cNvPicPr/>
                   </pic:nvPicPr>
                   <pic:blipFill>
@@ -2329,7 +2331,7 @@
                   <pic:spPr>
                     <a:xfrm>
                       <a:off x="0" y="0"/>
-                      <a:ext cx="5939790" cy="6819900"/>
+                      <a:ext cx="5939790" cy="6777990"/>
                     </a:xfrm>
                     <a:prstGeom prst="rect">
                       <a:avLst/>
@@ -2480,11 +2482,11 @@
         <w:tblLook w:val="04A0" w:firstRow="1" w:lastRow="0" w:firstColumn="1" w:lastColumn="0" w:noHBand="0" w:noVBand="1"/>
       </w:tblPr>
       <w:tblGrid>
-        <w:gridCol w:w="453"/>
-        <w:gridCol w:w="2550"/>
-        <w:gridCol w:w="2006"/>
-        <w:gridCol w:w="2148"/>
-        <w:gridCol w:w="2187"/>
+        <w:gridCol w:w="458"/>
+        <w:gridCol w:w="2647"/>
+        <w:gridCol w:w="2264"/>
+        <w:gridCol w:w="1635"/>
+        <w:gridCol w:w="2340"/>
       </w:tblGrid>
       <w:tr>
         <w:trPr>
@@ -2977,7 +2979,7 @@
                 <w:sz w:val="24"/>
                 <w:szCs w:val="22"/>
               </w:rPr>
-              <w:t>Сотрудник (непреднамеренно)</w:t>
+              <w:t>Внутренний нарушитель</w:t>
             </w:r>
           </w:p>
         </w:tc>
@@ -3235,7 +3237,7 @@
                 <w:sz w:val="24"/>
                 <w:szCs w:val="22"/>
               </w:rPr>
-              <w:t xml:space="preserve">Выгрузка отчётов, базы </w:t>
+              <w:t xml:space="preserve">Выгрузка отчётов, базы спортсменов или коммерческой </w:t>
             </w:r>
             <w:r>
               <w:rPr>
@@ -3243,7 +3245,7 @@
                 <w:szCs w:val="22"/>
               </w:rPr>
               <w:lastRenderedPageBreak/>
-              <w:t>спортсменов или коммерческой информации на USB-накопитель</w:t>
+              <w:t>информации на USB-накопитель</w:t>
             </w:r>
           </w:p>
         </w:tc>
@@ -8031,6 +8033,7 @@
   <w:style w:type="character" w:default="1" w:styleId="a3">
     <w:name w:val="Default Paragraph Font"/>
     <w:uiPriority w:val="1"/>
+    <w:semiHidden/>
     <w:unhideWhenUsed/>
   </w:style>
   <w:style w:type="table" w:default="1" w:styleId="a4">
